--- a/skills/hsdt-forms/templates/PC-9A/TT79-M09B.docx
+++ b/skills/hsdt-forms/templates/PC-9A/TT79-M09B.docx
@@ -22,7 +22,6 @@
           <w:szCs w:val="28"/>
           <w:lang w:val="vi-VN"/>
         </w:rPr>
-        <w:br w:type="page"/>
       </w:r>
       <w:r>
         <w:rPr>
